--- a/중국어_대화문/3부_docx/3부_02화_일곱_개_현.docx
+++ b/중국어_대화문/3부_docx/3부_02화_일곱_개_현.docx
@@ -29,7 +29,7 @@
         <w:t>배경:</w:t>
       </w:r>
       <w:r>
-        <w:t xml:space="preserve"> 2016년 2월 20일(토)부터 2월 25일(목)까지. 除夕 밤 座机로 걸려 온 전화의 약속대로, 龙潭水库 상류 柳坪乡의 严老汉 일행 12명이 사흘을 걸어 마지막 구간만 버스를 타고 东关街 31号 2층 「明灯法律援助中心」에 도착한다. 센터는 먼저 차 한 잔과 따뜻한 물 한 대야를 내놓고, 일행이 화학비료 포대에 담아 온 이주 협의서 스물두 종을 끝까지 듣고, 묻고, 그다음에 대조한다. 센터 바닥에 北原省 지도를 펼쳐 놓고 보니 일곱 개 현의 보상 기준이 같은 물, 같은 고기를 두고도 최대 세 배까지 다르다. 협의서마다 달린 소송권 포기·위약금 조항과, 서명란 맨 아래의 낯익은 이름 하나가 3부의 긴 싸움을 예고한다.</w:t>
+        <w:t xml:space="preserve"> 2016년 2월 20일(토)부터 2월 25일(목)까지. 除夕 밤 座机로 걸려 온 전화의 약속대로, 龙潭水库 상류 柳坪乡의 严老汉 일행 12명이 사흘을 걸어 마지막 구간만 버스를 타고 东关街 31号 2층 「明灯法律援助中心」에 도착한다. 센터는 먼저 차 한 잔과 따뜻한 물 한 대야를 내놓고, 일행의 이야기를 끝까지 듣고 물은 다음, 화학비료 포대에 담아 온 이주 협의서 스물두 종을 대조한다. 센터 바닥에 北原省 지도를 펼쳐 놓고 보니 일곱 개 현의 보상 기준이 같은 물, 같은 고기를 두고도 최대 세 배까지 다르다. 협의서마다 달린 소송권 포기·위약금 조항과, 서명란 맨 아래의 낯익은 이름 하나가 3부의 긴 싸움을 예고한다.</w:t>
       </w:r>
     </w:p>
     <w:p>
@@ -430,7 +430,7 @@
         <w:pStyle w:val="Heading2"/>
       </w:pPr>
       <w:r>
-        <w:t>장면 3 — 同日 오후 2시, 센터 — 화학비료 포대</w:t>
+        <w:t>장면 3 — 같은 날 오후 2시, 센터 — 화학비료 포대</w:t>
       </w:r>
     </w:p>
     <w:p>
@@ -814,7 +814,7 @@
     </w:p>
     <w:p>
       <w:r>
-        <w:t>(一上午，纸上渐渐长出东西。刘婷用红笔标出水库轮廓，用蓝笔标出七个县，清河、安渡、石梁、白沙、青岭、东溪、云岭，七个颜色，每个县涂一个。严老汉从口袋里摸出一把东西，用手心托着，递给苏敏。)</w:t>
+        <w:t>(一上午，纸上渐渐长出东西。刘婷用红笔标出水库轮廓，用黑笔勾出七个县的界，清河、安渡、石梁、白沙、青岭、东溪、云岭，七个颜色，每个县涂一个。严老汉从口袋里摸出一把东西，用手心托着，递给苏敏。)</w:t>
       </w:r>
     </w:p>
     <w:p>
@@ -847,7 +847,7 @@
         <w:t>严老汉:</w:t>
       </w:r>
       <w:r>
-        <w:t xml:space="preserve"> 钓鱼用的。我当年，一个船上，备了四十个。(他拿起一枚最小的，轻轻按在“柳坪”那个红点上) 一个村，放一个。压在纸上，纸不会翘，也不会飘。</w:t>
+        <w:t xml:space="preserve"> 钓鱼用的。我当年，一条船上备过四十枚。(他拿起一枚最小的，轻轻按在“柳坪”那个红点上) 一个村，放一个。压在纸上，纸不会翘，也不会飘。</w:t>
       </w:r>
     </w:p>
     <w:p>
@@ -885,7 +885,7 @@
         <w:t>严老汉:</w:t>
       </w:r>
       <w:r>
-        <w:t xml:space="preserve"> 一万一千三百。(笑了一下，笑得很苦) 这个数，是村干部发通知时，我念错了。我念成一万三千。后来才知道，人少了，不是因为我念错，是因为头一年，已经走了两千。</w:t>
+        <w:t xml:space="preserve"> 一万一千三百。(笑了一下，笑得很苦) 通知上写的是一万三千，我也跟着念一万三千。后来一户一户数，才知道只剩一万一千三，头一年，就已经走了两千。</w:t>
       </w:r>
     </w:p>
     <w:p>
@@ -1079,7 +1079,7 @@
         <w:t>余桂霞:</w:t>
       </w:r>
       <w:r>
-        <w:t xml:space="preserve"> 他家，和我家，两层楼，两层楼一样大。他是砖木，我是砖混，我们是先盖好的，他是后盖的。按理，他比我贵。他那边，每平方，比我们少三百。</w:t>
+        <w:t xml:space="preserve"> 他家和我家，一样是两层楼，一样大，他家还盖得比我家晚。按理，他那栋不该比我们的便宜。可他那边每平方，比我们这边少三百。</w:t>
       </w:r>
     </w:p>
     <w:p>
@@ -1112,7 +1112,7 @@
         <w:t>严老汉:</w:t>
       </w:r>
       <w:r>
-        <w:t xml:space="preserve"> (从地上抬起头) 排号，不要紧。我年轻的时候，也排过号，排号买船票，排号分粮票。可是，这个号，是不是人排的，我心里想不通。</w:t>
+        <w:t xml:space="preserve"> (从地上抬起头) 排号，不要紧。我年轻的时候，也排过号，排号买船票，排号分粮票。可是这个号，是谁排的，凭什么这么排，我心里想不通。</w:t>
       </w:r>
     </w:p>
     <w:p>
@@ -1216,7 +1216,7 @@
         <w:t>沈知远:</w:t>
       </w:r>
       <w:r>
-        <w:t xml:space="preserve"> 第三，(看向严老汉) 严大爷，我得问您，您愿意，让我们替你们，把这些东西，都写出来吗？</w:t>
+        <w:t xml:space="preserve"> 第三，(看向严老汉) 严大爷，我得问您，您愿意让我们替大家，把这些事都写出来吗？</w:t>
       </w:r>
     </w:p>
     <w:p>
@@ -1251,7 +1251,7 @@
     </w:p>
     <w:p>
       <w:r>
-        <w:t>(二十三日夜里。窗外有些零星的鞭炮。十二个人，除了严老汉和谭海涛，其余的人都躺在钟老板送来的毯子上睡着了。两个人坐着，没睡。余桂霞坐在门口的矮凳上，把头靠在门框上，一直望着屋里那盏小灯。苏敏端着一杯热水，走到她旁边。)</w:t>
+        <w:t>(二十三日夜里。窗外有些零星的鞭炮。十二个人，除了严老汉和余桂霞，其余的都躺在钟老板送来的毯子上睡着了。严老汉在里屋，没出声。余桂霞坐在门口的矮凳上，把头靠在门框上，一直望着屋里那盏小灯。苏敏端着一杯热水，走到她旁边。)</w:t>
       </w:r>
     </w:p>
     <w:p>
@@ -1371,7 +1371,7 @@
         <w:t>苏敏:</w:t>
       </w:r>
       <w:r>
-        <w:t xml:space="preserve"> 余大姐，我给您说一句实话。我哥，在柳河县。我们家，十年前，也被征过地。那时候，我哥，也按了手印。后来，我考上律师，回家问他，怎么按的。他说：他们说，不按，就没有。</w:t>
+        <w:t xml:space="preserve"> 余大姐，我跟您说句实话。我哥，在柳河县。我们家，十年前，也被征过地。那时候，我哥，也按了手印。后来，我考上律师，回家问他，怎么按的。他说：他们说，不按，就没有。</w:t>
       </w:r>
     </w:p>
     <w:p>
@@ -1447,7 +1447,7 @@
         <w:t>严老汉:</w:t>
       </w:r>
       <w:r>
-        <w:t xml:space="preserve"> 钓鱼的，下水之前，先放一个。这个，不是给你的，是给你放在口袋里的。心里踏实。</w:t>
+        <w:t xml:space="preserve"> 钓鱼的，下水之前，先得有一枚坠。这个你揣在口袋里，心里踏实。</w:t>
       </w:r>
     </w:p>
     <w:p>
@@ -1706,7 +1706,7 @@
         <w:t>梅若兰:</w:t>
       </w:r>
       <w:r>
-        <w:t xml:space="preserve"> 荀子说的，是治国的人。可是我今天，在这间屋里，想到的，是另一边。(她看着地上的七个颜色) 这四万个人，就是水。水投的这条船，现在坐得很稳，是因为水，一直是平的。可是，水，一旦被人按出了高低，就不再平了。</w:t>
+        <w:t xml:space="preserve"> 荀子说的，是治国的人。可是我今天，在这间屋里，想到的，是另一边。(她看着地上的七个颜色) 这四万个人，就是水。水投这条船，现在能漂得稳稳的，是因为水一直是平的。可是，水，一旦被人按出了高低，就不再平了。</w:t>
       </w:r>
     </w:p>
     <w:p>
@@ -1717,7 +1717,7 @@
         <w:t>严老汉:</w:t>
       </w:r>
       <w:r>
-        <w:t xml:space="preserve"> (忽然开口，慢慢地，一字一字) 梅老师，我是修船的。船，我修了四十年。我跟你说句实话，我们……不想覆舟。</w:t>
+        <w:t xml:space="preserve"> (忽然开口，慢慢地，一字一字) 梅老师，我是修船的。船，我修了四十年。我跟您说句实话，我们……不想覆舟。</w:t>
       </w:r>
     </w:p>
     <w:p>
@@ -2057,7 +2057,7 @@
         <w:t>严老汉:</w:t>
       </w:r>
       <w:r>
-        <w:t xml:space="preserve"> 这只手，按过三次不该按的手印，一次，是我儿子替我按的，我怪他，也怪我自己。(收回手) 这一次，我自己，一个一个，去敲门。</w:t>
+        <w:t xml:space="preserve"> 这只手，没按过那一份。可我儿子替我按了，我怪他，也怪我自己。(收回手) 这一次，我自己，一个一个，去敲门。</w:t>
       </w:r>
     </w:p>
     <w:p>
@@ -2079,7 +2079,7 @@
         <w:t>严老汉:</w:t>
       </w:r>
       <w:r>
-        <w:t xml:space="preserve"> 对。(看着她) 苏律师，你们这个门，是我在电话里听出来，是敞着的。我现在，走进来了，才知道，原来，门里面，还有一间屋。</w:t>
+        <w:t xml:space="preserve"> 对。(看着她) 苏律师，你们这扇门，我在电话里就听出来是敞着的。现在我走进来了，才知道，门里面，原来还有一间屋。</w:t>
       </w:r>
     </w:p>
     <w:p>

--- a/중국어_대화문/3부_docx/3부_02화_일곱_개_현.docx
+++ b/중국어_대화문/3부_docx/3부_02화_일곱_개_현.docx
@@ -863,7 +863,7 @@
         <w:t>严老汉:</w:t>
       </w:r>
       <w:r>
-        <w:t xml:space="preserve"> 柳坪，上湾，下湾，白石渡，大林，松树岗，青龙嘴……(顿住) 十九个村。我们乡十九个村，都要淹。</w:t>
+        <w:t xml:space="preserve"> 柳坪，上湾，下湾，白石渡，大林，松树岗，青龙嘴……(顿住) 十九个村。我们乡十九个村，十一个村整个都要淹，八个村淹一部分。</w:t>
       </w:r>
     </w:p>
     <w:p>
